--- a/tests/Kookerella.FsWordDsl.Tests/Examples/Table_CustomStyleAndHeaderRow/output.docx
+++ b/tests/Kookerella.FsWordDsl.Tests/Examples/Table_CustomStyleAndHeaderRow/output.docx
@@ -35,6 +35,12 @@
         <w:tc>
           <w:tcPr>
             <w:tcW w:w="3000" w:type="dxa"/>
+            <w:tcMar>
+              <w:top w:w="40" w:type="dxa"/>
+              <w:left w:w="160" w:type="dxa"/>
+              <w:bottom w:w="40" w:type="dxa"/>
+              <w:right w:w="160" w:type="dxa"/>
+            </w:tcMar>
           </w:tcPr>
           <w:p>
             <w:r>
@@ -223,9 +229,29 @@
         <w:shd w:val="clear" w:color="auto" w:fill="4F81BD"/>
       </w:tcPr>
     </w:tblStylePr>
+    <w:tblStylePr w:type="lastRow">
+      <w:rPr>
+        <w:i/>
+      </w:rPr>
+    </w:tblStylePr>
+    <w:tblStylePr w:type="firstCol">
+      <w:rPr>
+        <w:b/>
+      </w:rPr>
+    </w:tblStylePr>
     <w:tblStylePr w:type="band1Horz">
       <w:tcPr>
         <w:shd w:val="clear" w:color="auto" w:fill="DCE6F1"/>
+      </w:tcPr>
+    </w:tblStylePr>
+    <w:tblStylePr w:type="band1Vert">
+      <w:tcPr>
+        <w:shd w:val="clear" w:color="auto" w:fill="F2F2F2"/>
+      </w:tcPr>
+    </w:tblStylePr>
+    <w:tblStylePr w:type="nwCell">
+      <w:tcPr>
+        <w:shd w:val="clear" w:color="auto" w:fill="2D5082"/>
       </w:tcPr>
     </w:tblStylePr>
   </w:style>

--- a/tests/Kookerella.FsWordDsl.Tests/Examples/Table_CustomStyleAndHeaderRow/output.docx
+++ b/tests/Kookerella.FsWordDsl.Tests/Examples/Table_CustomStyleAndHeaderRow/output.docx
@@ -212,12 +212,12 @@
     <w:name w:val="My Table Style"/>
     <w:tblPr>
       <w:tblBorders>
-        <w:top w:val="single" w:color="000000" w:sz="4" w:space="0"/>
-        <w:left w:val="single" w:color="000000" w:sz="4" w:space="0"/>
-        <w:bottom w:val="single" w:color="000000" w:sz="4" w:space="0"/>
-        <w:right w:val="single" w:color="000000" w:sz="4" w:space="0"/>
-        <w:insideH w:val="single" w:color="000000" w:sz="4" w:space="0"/>
-        <w:insideV w:val="single" w:color="000000" w:sz="4" w:space="0"/>
+        <w:top w:val="single" w:color="4F81BD" w:themeColor="accent1" w:themeTint="33" w:sz="4" w:space="0"/>
+        <w:left w:val="single" w:color="4F81BD" w:themeColor="accent1" w:themeTint="33" w:sz="4" w:space="0"/>
+        <w:bottom w:val="single" w:color="4F81BD" w:themeColor="accent1" w:themeTint="33" w:sz="4" w:space="0"/>
+        <w:right w:val="single" w:color="4F81BD" w:themeColor="accent1" w:themeTint="33" w:sz="4" w:space="0"/>
+        <w:insideH w:val="single" w:color="4F81BD" w:themeColor="accent1" w:themeTint="33" w:sz="4" w:space="0"/>
+        <w:insideV w:val="single" w:color="4F81BD" w:themeColor="accent1" w:themeTint="33" w:sz="4" w:space="0"/>
       </w:tblBorders>
     </w:tblPr>
     <w:tblStylePr w:type="firstRow">
@@ -249,6 +249,16 @@
         <w:shd w:val="clear" w:color="auto" w:fill="F2F2F2"/>
       </w:tcPr>
     </w:tblStylePr>
+    <w:tblStylePr w:type="band2Horz">
+      <w:tcPr>
+        <w:shd w:val="clear" w:color="auto" w:fill="EEEEEE"/>
+      </w:tcPr>
+    </w:tblStylePr>
+    <w:tblStylePr w:type="band2Vert">
+      <w:tcPr>
+        <w:shd w:val="clear" w:color="auto" w:fill="FAFAFA"/>
+      </w:tcPr>
+    </w:tblStylePr>
     <w:tblStylePr w:type="nwCell">
       <w:tcPr>
         <w:shd w:val="clear" w:color="auto" w:fill="2D5082"/>
